--- a/_word/2021-03-10-My-Resume.docx
+++ b/_word/2021-03-10-My-Resume.docx
@@ -141,7 +141,23 @@
           <w:sz w:val="22"/>
           <w:szCs w:val="22"/>
         </w:rPr>
-        <w:t xml:space="preserve">     Cumulative GPA: 3.91/4.00</w:t>
+        <w:t xml:space="preserve">     Cumulative GPA: 3.9</w:t>
+      </w:r>
+      <w:r>
+        <w:rPr>
+          <w:rFonts w:ascii="Times New Roman" w:eastAsia="Times New Roman" w:hAnsi="Times New Roman" w:cs="Times New Roman"/>
+          <w:sz w:val="22"/>
+          <w:szCs w:val="22"/>
+        </w:rPr>
+        <w:t>3</w:t>
+      </w:r>
+      <w:r>
+        <w:rPr>
+          <w:rFonts w:ascii="Times New Roman" w:eastAsia="Times New Roman" w:hAnsi="Times New Roman" w:cs="Times New Roman"/>
+          <w:sz w:val="22"/>
+          <w:szCs w:val="22"/>
+        </w:rPr>
+        <w:t>/4.00</w:t>
       </w:r>
     </w:p>
     <w:p>
